--- a/submissions/03-pretreatment-smr-q3-2026/inputs/operator_log_jul2026.docx
+++ b/submissions/03-pretreatment-smr-q3-2026/inputs/operator_log_jul2026.docx
@@ -330,7 +330,7 @@
           </w:tcPr>
           <w:p>
             <w:r>
-              <w:t>Normal operation. Composite sampler programmed for the 07/07 event.</w:t>
+              <w:t>Normal operation. Composite sampler programmed for the 07/07 event and started at 06:40.</w:t>
             </w:r>
           </w:p>
         </w:tc>
@@ -372,7 +372,7 @@
           </w:tcPr>
           <w:p>
             <w:r>
-              <w:t>Routine sampling event VP-260707, grab pH 7.2 at 06:40.</w:t>
+              <w:t>Routine sampling event VP-260707, grab pH 7.2 at 06:40. Found the sampler dead on the 05:30 round. The GFI outlet had tripped at 15:10 on 07/06, and the bottle holds 9 aliquots, all from 06:40 to 15:10. Cyanide grab taken at 06:40. Iced the bottle as it was and sent it on the chain of custody. Outlet reset.</w:t>
             </w:r>
           </w:p>
         </w:tc>
@@ -414,7 +414,11 @@
           </w:tcPr>
           <w:p>
             <w:r>
-              <w:t>Normal operation. Caustic delivery, 2,200 gallons to the day tank, bill of lading in the binder.</w:t>
+              <w:t xml:space="preserve">Normal operation. Caustic delivery, 2,200 gallons to the day tank, bill of lading in the </w:t>
+            </w:r>
+            <w:r>
+              <w:lastRenderedPageBreak/>
+              <w:t>binder.</w:t>
             </w:r>
           </w:p>
         </w:tc>
@@ -426,6 +430,7 @@
           </w:tcPr>
           <w:p>
             <w:r>
+              <w:lastRenderedPageBreak/>
               <w:t>07/09/2026 Thu</w:t>
             </w:r>
           </w:p>
@@ -548,7 +553,6 @@
           </w:tcPr>
           <w:p>
             <w:r>
-              <w:lastRenderedPageBreak/>
               <w:t>07/12/2026 Sun</w:t>
             </w:r>
           </w:p>
@@ -701,7 +705,7 @@
           </w:tcPr>
           <w:p>
             <w:r>
-              <w:t>Normal operation. Ferric feed pump seal replaced, back in service by 10:15.</w:t>
+              <w:t>Normal operation. Ferric feed pump seal replaced, back in service by 10:15. RT-2 level float stuck at 13:20, and the rinse tank went over to the floor trench. Sump valved to the equalization tank, and the trench was pumped back to treatment by 13:50 with nothing to the sewer connection. Float freed and tested.</w:t>
             </w:r>
           </w:p>
         </w:tc>
@@ -765,7 +769,7 @@
           </w:tcPr>
           <w:p>
             <w:r>
-              <w:t>5,275,429</w:t>
+              <w:t>30,947</w:t>
             </w:r>
           </w:p>
         </w:tc>
@@ -785,7 +789,7 @@
           </w:tcPr>
           <w:p>
             <w:r>
-              <w:t>Normal operation. Effluent meter chart roll changed.</w:t>
+              <w:t>Normal operation. Effluent meter chart roll changed. Totalizer register replaced by the meter service at 07:05 after the 07:00 read; old register removed reading 5,244,482, new register installed reading 0.</w:t>
             </w:r>
           </w:p>
         </w:tc>
@@ -807,7 +811,7 @@
           </w:tcPr>
           <w:p>
             <w:r>
-              <w:t>5,277,959</w:t>
+              <w:t>33,477</w:t>
             </w:r>
           </w:p>
         </w:tc>
@@ -845,7 +849,7 @@
           </w:tcPr>
           <w:p>
             <w:r>
-              <w:t>5,281,200</w:t>
+              <w:t>36,718</w:t>
             </w:r>
           </w:p>
         </w:tc>
@@ -883,7 +887,7 @@
           </w:tcPr>
           <w:p>
             <w:r>
-              <w:t>5,308,225</w:t>
+              <w:t>63,743</w:t>
             </w:r>
           </w:p>
         </w:tc>
@@ -925,7 +929,7 @@
           </w:tcPr>
           <w:p>
             <w:r>
-              <w:t>5,348,104</w:t>
+              <w:t>103,622</w:t>
             </w:r>
           </w:p>
         </w:tc>
@@ -945,7 +949,7 @@
           </w:tcPr>
           <w:p>
             <w:r>
-              <w:t>Routine sampling event VP-260721, grab pH 8.4 at 06:30.</w:t>
+              <w:t>Routine sampling event VP-260721, grab pH 8.4 at 06:30. 26 aliquots in the bottle.</w:t>
             </w:r>
           </w:p>
         </w:tc>
@@ -967,7 +971,7 @@
           </w:tcPr>
           <w:p>
             <w:r>
-              <w:t>5,380,807</w:t>
+              <w:t>136,325</w:t>
             </w:r>
           </w:p>
         </w:tc>
@@ -1009,7 +1013,7 @@
           </w:tcPr>
           <w:p>
             <w:r>
-              <w:t>5,420,993</w:t>
+              <w:t>176,511</w:t>
             </w:r>
           </w:p>
         </w:tc>
@@ -1029,7 +1033,7 @@
           </w:tcPr>
           <w:p>
             <w:r>
-              <w:t>Normal operation. Caustic day tank refilled from the bulk tank.</w:t>
+              <w:t>Normal operation. Caustic day tank refilled from the bulk tank. Copper test kit on a clarifier grab read about 4 mg/L, so the ferric dose was raised.</w:t>
             </w:r>
           </w:p>
         </w:tc>
@@ -1051,7 +1055,7 @@
           </w:tcPr>
           <w:p>
             <w:r>
-              <w:t>5,460,838</w:t>
+              <w:t>216,356</w:t>
             </w:r>
           </w:p>
         </w:tc>
@@ -1093,7 +1097,7 @@
           </w:tcPr>
           <w:p>
             <w:r>
-              <w:t>5,464,817</w:t>
+              <w:t>220,335</w:t>
             </w:r>
           </w:p>
         </w:tc>
@@ -1131,7 +1135,7 @@
           </w:tcPr>
           <w:p>
             <w:r>
-              <w:t>5,468,274</w:t>
+              <w:t>223,792</w:t>
             </w:r>
           </w:p>
         </w:tc>
@@ -1169,7 +1173,7 @@
           </w:tcPr>
           <w:p>
             <w:r>
-              <w:t>5,507,185</w:t>
+              <w:t>262,703</w:t>
             </w:r>
           </w:p>
         </w:tc>
@@ -1211,7 +1215,7 @@
           </w:tcPr>
           <w:p>
             <w:r>
-              <w:t>5,552,065</w:t>
+              <w:t>307,583</w:t>
             </w:r>
           </w:p>
         </w:tc>
@@ -1253,7 +1257,7 @@
           </w:tcPr>
           <w:p>
             <w:r>
-              <w:t>5,580,546</w:t>
+              <w:t>336,064</w:t>
             </w:r>
           </w:p>
         </w:tc>
@@ -1295,7 +1299,7 @@
           </w:tcPr>
           <w:p>
             <w:r>
-              <w:t>5,609,655</w:t>
+              <w:t>365,173</w:t>
             </w:r>
           </w:p>
         </w:tc>
@@ -1337,7 +1341,7 @@
           </w:tcPr>
           <w:p>
             <w:r>
-              <w:t>5,647,349</w:t>
+              <w:t>402,867</w:t>
             </w:r>
           </w:p>
         </w:tc>
@@ -1357,7 +1361,7 @@
           </w:tcPr>
           <w:p>
             <w:r>
-              <w:t>Normal operation. Month's charts pulled and filed in the binder.</w:t>
+              <w:t>Normal operation. Month's charts pulled and filed in the binder. Called Renee Castellanos at the City at 09:40 on the 07/21 copper in yesterday's lab report.</w:t>
             </w:r>
           </w:p>
         </w:tc>
